--- a/履歴書_Word.docx
+++ b/履歴書_Word.docx
@@ -5,7 +5,7 @@
     <w:tbl>
       <w:tblPr>
         <w:tblStyle w:val="a3"/>
-        <w:tblW w:w="9715" w:type="dxa"/>
+        <w:tblW w:w="9904" w:type="dxa"/>
         <w:tblLayout w:type="fixed"/>
         <w:tblLook w:val="04A0" w:firstRow="1" w:lastRow="0" w:firstColumn="1" w:lastColumn="0" w:noHBand="0" w:noVBand="1"/>
       </w:tblPr>
@@ -13,16 +13,16 @@
         <w:gridCol w:w="998"/>
         <w:gridCol w:w="236"/>
         <w:gridCol w:w="135"/>
-        <w:gridCol w:w="326"/>
+        <w:gridCol w:w="515"/>
         <w:gridCol w:w="224"/>
         <w:gridCol w:w="60"/>
-        <w:gridCol w:w="114"/>
+        <w:gridCol w:w="6"/>
+        <w:gridCol w:w="108"/>
         <w:gridCol w:w="126"/>
-        <w:gridCol w:w="327"/>
+        <w:gridCol w:w="236"/>
+        <w:gridCol w:w="91"/>
         <w:gridCol w:w="283"/>
-        <w:gridCol w:w="277"/>
-        <w:gridCol w:w="25"/>
-        <w:gridCol w:w="211"/>
+        <w:gridCol w:w="513"/>
         <w:gridCol w:w="54"/>
         <w:gridCol w:w="567"/>
         <w:gridCol w:w="472"/>
@@ -49,7 +49,7 @@
         </w:trPr>
         <w:tc>
           <w:tcPr>
-            <w:tcW w:w="6971" w:type="dxa"/>
+            <w:tcW w:w="7160" w:type="dxa"/>
             <w:gridSpan w:val="26"/>
             <w:tcBorders>
               <w:top w:val="nil"/>
@@ -85,8 +85,8 @@
         </w:trPr>
         <w:tc>
           <w:tcPr>
-            <w:tcW w:w="3131" w:type="dxa"/>
-            <w:gridSpan w:val="12"/>
+            <w:tcW w:w="2174" w:type="dxa"/>
+            <w:gridSpan w:val="7"/>
             <w:tcBorders>
               <w:top w:val="nil"/>
               <w:left w:val="nil"/>
@@ -108,8 +108,8 @@
         </w:tc>
         <w:tc>
           <w:tcPr>
-            <w:tcW w:w="1304" w:type="dxa"/>
-            <w:gridSpan w:val="4"/>
+            <w:tcW w:w="2450" w:type="dxa"/>
+            <w:gridSpan w:val="9"/>
             <w:tcBorders>
               <w:top w:val="nil"/>
               <w:left w:val="nil"/>
@@ -335,7 +335,7 @@
         </w:tc>
         <w:tc>
           <w:tcPr>
-            <w:tcW w:w="5973" w:type="dxa"/>
+            <w:tcW w:w="6162" w:type="dxa"/>
             <w:gridSpan w:val="25"/>
             <w:tcBorders>
               <w:top w:val="single" w:sz="8" w:space="0" w:color="auto"/>
@@ -442,10 +442,10 @@
                                       <w:noProof/>
                                     </w:rPr>
                                     <w:drawing>
-                                      <wp:inline distT="0" distB="0" distL="0" distR="0" wp14:anchorId="0C88B162" wp14:editId="218C0D67">
-                                        <wp:extent cx="1432715" cy="2025650"/>
-                                        <wp:effectExtent l="0" t="0" r="0" b="0"/>
-                                        <wp:docPr id="1547552159" name="図 3"/>
+                                      <wp:inline distT="0" distB="0" distL="0" distR="0" wp14:anchorId="0C88B162" wp14:editId="4A0BFEE0">
+                                        <wp:extent cx="1461135" cy="2025431"/>
+                                        <wp:effectExtent l="0" t="0" r="5715" b="0"/>
+                                        <wp:docPr id="21" name="図 21"/>
                                         <wp:cNvGraphicFramePr>
                                           <a:graphicFrameLocks xmlns:a="http://schemas.openxmlformats.org/drawingml/2006/main" noChangeAspect="1"/>
                                         </wp:cNvGraphicFramePr>
@@ -471,7 +471,7 @@
                                               <pic:spPr>
                                                 <a:xfrm flipH="1">
                                                   <a:off x="0" y="0"/>
-                                                  <a:ext cx="1476620" cy="2087725"/>
+                                                  <a:ext cx="1511031" cy="2094597"/>
                                                 </a:xfrm>
                                                 <a:prstGeom prst="rect">
                                                   <a:avLst/>
@@ -533,10 +533,10 @@
                                 <w:noProof/>
                               </w:rPr>
                               <w:drawing>
-                                <wp:inline distT="0" distB="0" distL="0" distR="0" wp14:anchorId="0C88B162" wp14:editId="218C0D67">
-                                  <wp:extent cx="1432715" cy="2025650"/>
-                                  <wp:effectExtent l="0" t="0" r="0" b="0"/>
-                                  <wp:docPr id="1547552159" name="図 3"/>
+                                <wp:inline distT="0" distB="0" distL="0" distR="0" wp14:anchorId="0C88B162" wp14:editId="4A0BFEE0">
+                                  <wp:extent cx="1461135" cy="2025431"/>
+                                  <wp:effectExtent l="0" t="0" r="5715" b="0"/>
+                                  <wp:docPr id="21" name="図 21"/>
                                   <wp:cNvGraphicFramePr>
                                     <a:graphicFrameLocks xmlns:a="http://schemas.openxmlformats.org/drawingml/2006/main" noChangeAspect="1"/>
                                   </wp:cNvGraphicFramePr>
@@ -562,7 +562,7 @@
                                         <pic:spPr>
                                           <a:xfrm flipH="1">
                                             <a:off x="0" y="0"/>
-                                            <a:ext cx="1476620" cy="2087725"/>
+                                            <a:ext cx="1511031" cy="2094597"/>
                                           </a:xfrm>
                                           <a:prstGeom prst="rect">
                                             <a:avLst/>
@@ -638,7 +638,7 @@
         </w:tc>
         <w:tc>
           <w:tcPr>
-            <w:tcW w:w="5973" w:type="dxa"/>
+            <w:tcW w:w="6162" w:type="dxa"/>
             <w:gridSpan w:val="25"/>
             <w:tcBorders>
               <w:left w:val="nil"/>
@@ -706,7 +706,7 @@
         </w:tc>
         <w:tc>
           <w:tcPr>
-            <w:tcW w:w="697" w:type="dxa"/>
+            <w:tcW w:w="886" w:type="dxa"/>
             <w:gridSpan w:val="3"/>
             <w:tcBorders>
               <w:left w:val="nil"/>
@@ -723,11 +723,57 @@
                 <w:sz w:val="22"/>
               </w:rPr>
             </w:pPr>
+            <w:r>
+              <w:rPr>
+                <w:rFonts w:ascii="Century" w:eastAsia="ＭＳ 明朝" w:hAnsi="Century" w:hint="eastAsia"/>
+                <w:sz w:val="22"/>
+              </w:rPr>
+              <w:t>2</w:t>
+            </w:r>
+            <w:r>
+              <w:rPr>
+                <w:rFonts w:ascii="Century" w:eastAsia="ＭＳ 明朝" w:hAnsi="Century"/>
+                <w:sz w:val="22"/>
+              </w:rPr>
+              <w:t>004</w:t>
+            </w:r>
           </w:p>
         </w:tc>
         <w:tc>
           <w:tcPr>
             <w:tcW w:w="398" w:type="dxa"/>
+            <w:gridSpan w:val="4"/>
+            <w:tcBorders>
+              <w:left w:val="nil"/>
+              <w:bottom w:val="single" w:sz="4" w:space="0" w:color="auto"/>
+              <w:right w:val="nil"/>
+            </w:tcBorders>
+            <w:vAlign w:val="center"/>
+          </w:tcPr>
+          <w:p>
+            <w:pPr>
+              <w:ind w:leftChars="-50" w:left="-105"/>
+              <w:rPr>
+                <w:rFonts w:ascii="ＭＳ 明朝" w:eastAsia="ＭＳ 明朝" w:hAnsi="ＭＳ 明朝"/>
+                <w:b/>
+                <w:bCs/>
+                <w:sz w:val="22"/>
+              </w:rPr>
+            </w:pPr>
+            <w:r>
+              <w:rPr>
+                <w:rFonts w:ascii="ＭＳ 明朝" w:eastAsia="ＭＳ 明朝" w:hAnsi="ＭＳ 明朝" w:hint="eastAsia"/>
+                <w:b/>
+                <w:bCs/>
+                <w:sz w:val="22"/>
+              </w:rPr>
+              <w:t>年</w:t>
+            </w:r>
+          </w:p>
+        </w:tc>
+        <w:tc>
+          <w:tcPr>
+            <w:tcW w:w="453" w:type="dxa"/>
             <w:gridSpan w:val="3"/>
             <w:tcBorders>
               <w:left w:val="nil"/>
@@ -738,6 +784,40 @@
           </w:tcPr>
           <w:p>
             <w:pPr>
+              <w:jc w:val="center"/>
+              <w:rPr>
+                <w:rFonts w:ascii="Century" w:eastAsia="ＭＳ 明朝" w:hAnsi="Century"/>
+                <w:sz w:val="22"/>
+              </w:rPr>
+            </w:pPr>
+            <w:r>
+              <w:rPr>
+                <w:rFonts w:ascii="Century" w:eastAsia="ＭＳ 明朝" w:hAnsi="Century" w:hint="eastAsia"/>
+                <w:sz w:val="22"/>
+              </w:rPr>
+              <w:t>1</w:t>
+            </w:r>
+            <w:r>
+              <w:rPr>
+                <w:rFonts w:ascii="Century" w:eastAsia="ＭＳ 明朝" w:hAnsi="Century"/>
+                <w:sz w:val="22"/>
+              </w:rPr>
+              <w:t>1</w:t>
+            </w:r>
+          </w:p>
+        </w:tc>
+        <w:tc>
+          <w:tcPr>
+            <w:tcW w:w="283" w:type="dxa"/>
+            <w:tcBorders>
+              <w:left w:val="nil"/>
+              <w:bottom w:val="single" w:sz="4" w:space="0" w:color="auto"/>
+              <w:right w:val="nil"/>
+            </w:tcBorders>
+            <w:vAlign w:val="center"/>
+          </w:tcPr>
+          <w:p>
+            <w:pPr>
               <w:ind w:leftChars="-50" w:left="-105"/>
               <w:rPr>
                 <w:rFonts w:ascii="ＭＳ 明朝" w:eastAsia="ＭＳ 明朝" w:hAnsi="ＭＳ 明朝"/>
@@ -753,112 +833,7 @@
                 <w:bCs/>
                 <w:sz w:val="22"/>
               </w:rPr>
-              <w:t>年</w:t>
-            </w:r>
-          </w:p>
-        </w:tc>
-        <w:tc>
-          <w:tcPr>
-            <w:tcW w:w="453" w:type="dxa"/>
-            <w:gridSpan w:val="2"/>
-            <w:tcBorders>
-              <w:left w:val="nil"/>
-              <w:bottom w:val="single" w:sz="4" w:space="0" w:color="auto"/>
-              <w:right w:val="nil"/>
-            </w:tcBorders>
-            <w:vAlign w:val="center"/>
-          </w:tcPr>
-          <w:p>
-            <w:pPr>
-              <w:jc w:val="center"/>
-              <w:rPr>
-                <w:rFonts w:ascii="Century" w:eastAsia="ＭＳ 明朝" w:hAnsi="Century"/>
-                <w:sz w:val="22"/>
-              </w:rPr>
-            </w:pPr>
-          </w:p>
-        </w:tc>
-        <w:tc>
-          <w:tcPr>
-            <w:tcW w:w="283" w:type="dxa"/>
-            <w:tcBorders>
-              <w:left w:val="nil"/>
-              <w:bottom w:val="single" w:sz="4" w:space="0" w:color="auto"/>
-              <w:right w:val="nil"/>
-            </w:tcBorders>
-            <w:vAlign w:val="center"/>
-          </w:tcPr>
-          <w:p>
-            <w:pPr>
-              <w:ind w:leftChars="-50" w:left="-105"/>
-              <w:rPr>
-                <w:rFonts w:ascii="ＭＳ 明朝" w:eastAsia="ＭＳ 明朝" w:hAnsi="ＭＳ 明朝"/>
-                <w:b/>
-                <w:bCs/>
-                <w:sz w:val="22"/>
-              </w:rPr>
-            </w:pPr>
-            <w:r>
-              <w:rPr>
-                <w:rFonts w:ascii="ＭＳ 明朝" w:eastAsia="ＭＳ 明朝" w:hAnsi="ＭＳ 明朝" w:hint="eastAsia"/>
-                <w:b/>
-                <w:bCs/>
-                <w:sz w:val="22"/>
-              </w:rPr>
               <w:t>月</w:t>
-            </w:r>
-          </w:p>
-        </w:tc>
-        <w:tc>
-          <w:tcPr>
-            <w:tcW w:w="567" w:type="dxa"/>
-            <w:gridSpan w:val="4"/>
-            <w:tcBorders>
-              <w:left w:val="nil"/>
-              <w:bottom w:val="single" w:sz="4" w:space="0" w:color="auto"/>
-              <w:right w:val="nil"/>
-            </w:tcBorders>
-            <w:vAlign w:val="center"/>
-          </w:tcPr>
-          <w:p>
-            <w:pPr>
-              <w:jc w:val="center"/>
-              <w:rPr>
-                <w:rFonts w:ascii="Century" w:eastAsia="ＭＳ 明朝" w:hAnsi="Century"/>
-                <w:sz w:val="22"/>
-              </w:rPr>
-            </w:pPr>
-          </w:p>
-        </w:tc>
-        <w:tc>
-          <w:tcPr>
-            <w:tcW w:w="567" w:type="dxa"/>
-            <w:tcBorders>
-              <w:left w:val="nil"/>
-              <w:bottom w:val="single" w:sz="4" w:space="0" w:color="auto"/>
-              <w:right w:val="nil"/>
-            </w:tcBorders>
-            <w:vAlign w:val="center"/>
-          </w:tcPr>
-          <w:p>
-            <w:pPr>
-              <w:ind w:leftChars="-50" w:left="-105"/>
-              <w:jc w:val="center"/>
-              <w:rPr>
-                <w:rFonts w:ascii="ＭＳ 明朝" w:eastAsia="ＭＳ 明朝" w:hAnsi="ＭＳ 明朝"/>
-                <w:b/>
-                <w:bCs/>
-                <w:sz w:val="22"/>
-              </w:rPr>
-            </w:pPr>
-            <w:r>
-              <w:rPr>
-                <w:rFonts w:ascii="ＭＳ 明朝" w:eastAsia="ＭＳ 明朝" w:hAnsi="ＭＳ 明朝" w:hint="eastAsia"/>
-                <w:b/>
-                <w:bCs/>
-                <w:sz w:val="22"/>
-              </w:rPr>
-              <w:t>日生</w:t>
             </w:r>
           </w:p>
         </w:tc>
@@ -875,6 +850,73 @@
           </w:tcPr>
           <w:p>
             <w:pPr>
+              <w:jc w:val="center"/>
+              <w:rPr>
+                <w:rFonts w:ascii="Century" w:eastAsia="ＭＳ 明朝" w:hAnsi="Century"/>
+                <w:sz w:val="22"/>
+              </w:rPr>
+            </w:pPr>
+            <w:r>
+              <w:rPr>
+                <w:rFonts w:ascii="Century" w:eastAsia="ＭＳ 明朝" w:hAnsi="Century" w:hint="eastAsia"/>
+                <w:sz w:val="22"/>
+              </w:rPr>
+              <w:t>2</w:t>
+            </w:r>
+            <w:r>
+              <w:rPr>
+                <w:rFonts w:ascii="Century" w:eastAsia="ＭＳ 明朝" w:hAnsi="Century"/>
+                <w:sz w:val="22"/>
+              </w:rPr>
+              <w:t>4</w:t>
+            </w:r>
+          </w:p>
+        </w:tc>
+        <w:tc>
+          <w:tcPr>
+            <w:tcW w:w="567" w:type="dxa"/>
+            <w:tcBorders>
+              <w:left w:val="nil"/>
+              <w:bottom w:val="single" w:sz="4" w:space="0" w:color="auto"/>
+              <w:right w:val="nil"/>
+            </w:tcBorders>
+            <w:vAlign w:val="center"/>
+          </w:tcPr>
+          <w:p>
+            <w:pPr>
+              <w:ind w:leftChars="-50" w:left="-105"/>
+              <w:jc w:val="center"/>
+              <w:rPr>
+                <w:rFonts w:ascii="ＭＳ 明朝" w:eastAsia="ＭＳ 明朝" w:hAnsi="ＭＳ 明朝"/>
+                <w:b/>
+                <w:bCs/>
+                <w:sz w:val="22"/>
+              </w:rPr>
+            </w:pPr>
+            <w:r>
+              <w:rPr>
+                <w:rFonts w:ascii="ＭＳ 明朝" w:eastAsia="ＭＳ 明朝" w:hAnsi="ＭＳ 明朝" w:hint="eastAsia"/>
+                <w:b/>
+                <w:bCs/>
+                <w:sz w:val="22"/>
+              </w:rPr>
+              <w:t>日生</w:t>
+            </w:r>
+          </w:p>
+        </w:tc>
+        <w:tc>
+          <w:tcPr>
+            <w:tcW w:w="567" w:type="dxa"/>
+            <w:gridSpan w:val="2"/>
+            <w:tcBorders>
+              <w:left w:val="nil"/>
+              <w:bottom w:val="single" w:sz="4" w:space="0" w:color="auto"/>
+              <w:right w:val="nil"/>
+            </w:tcBorders>
+            <w:vAlign w:val="center"/>
+          </w:tcPr>
+          <w:p>
+            <w:pPr>
               <w:ind w:rightChars="-50" w:right="-105"/>
               <w:jc w:val="right"/>
               <w:rPr>
@@ -914,6 +956,20 @@
                 <w:sz w:val="22"/>
               </w:rPr>
             </w:pPr>
+            <w:r>
+              <w:rPr>
+                <w:rFonts w:ascii="Century" w:eastAsia="ＭＳ 明朝" w:hAnsi="Century" w:hint="eastAsia"/>
+                <w:sz w:val="22"/>
+              </w:rPr>
+              <w:t>2</w:t>
+            </w:r>
+            <w:r>
+              <w:rPr>
+                <w:rFonts w:ascii="Century" w:eastAsia="ＭＳ 明朝" w:hAnsi="Century"/>
+                <w:sz w:val="22"/>
+              </w:rPr>
+              <w:t>0</w:t>
+            </w:r>
           </w:p>
         </w:tc>
         <w:tc>
@@ -986,7 +1042,7 @@
                 <w:rFonts w:ascii="ＭＳ 明朝" w:eastAsia="ＭＳ 明朝" w:hAnsi="ＭＳ 明朝" w:hint="eastAsia"/>
                 <w:sz w:val="22"/>
               </w:rPr>
-              <w:t xml:space="preserve">　　</w:t>
+              <w:t xml:space="preserve">　男</w:t>
             </w:r>
           </w:p>
         </w:tc>
@@ -1031,7 +1087,7 @@
         </w:tc>
         <w:tc>
           <w:tcPr>
-            <w:tcW w:w="5973" w:type="dxa"/>
+            <w:tcW w:w="6162" w:type="dxa"/>
             <w:gridSpan w:val="25"/>
             <w:tcBorders>
               <w:top w:val="single" w:sz="4" w:space="0" w:color="auto"/>
@@ -1048,6 +1104,13 @@
                 <w:sz w:val="22"/>
               </w:rPr>
             </w:pPr>
+            <w:r>
+              <w:rPr>
+                <w:rFonts w:ascii="ＭＳ 明朝" w:eastAsia="ＭＳ 明朝" w:hAnsi="ＭＳ 明朝" w:hint="eastAsia"/>
+                <w:sz w:val="22"/>
+              </w:rPr>
+              <w:t>さがけんみやきぐんきやまちょうながの</w:t>
+            </w:r>
           </w:p>
         </w:tc>
         <w:tc>
@@ -1108,7 +1171,7 @@
         </w:tc>
         <w:tc>
           <w:tcPr>
-            <w:tcW w:w="697" w:type="dxa"/>
+            <w:tcW w:w="886" w:type="dxa"/>
             <w:gridSpan w:val="3"/>
             <w:tcBorders>
               <w:left w:val="nil"/>
@@ -1197,7 +1260,7 @@
         </w:trPr>
         <w:tc>
           <w:tcPr>
-            <w:tcW w:w="9715" w:type="dxa"/>
+            <w:tcW w:w="9904" w:type="dxa"/>
             <w:gridSpan w:val="30"/>
             <w:tcBorders>
               <w:top w:val="nil"/>
@@ -1275,7 +1338,7 @@
         </w:tc>
         <w:tc>
           <w:tcPr>
-            <w:tcW w:w="981" w:type="dxa"/>
+            <w:tcW w:w="1170" w:type="dxa"/>
             <w:gridSpan w:val="5"/>
             <w:tcBorders>
               <w:top w:val="nil"/>
@@ -1298,7 +1361,7 @@
         <w:tc>
           <w:tcPr>
             <w:tcW w:w="240" w:type="dxa"/>
-            <w:gridSpan w:val="2"/>
+            <w:gridSpan w:val="3"/>
             <w:tcBorders>
               <w:top w:val="nil"/>
               <w:left w:val="nil"/>
@@ -1329,8 +1392,7 @@
         </w:tc>
         <w:tc>
           <w:tcPr>
-            <w:tcW w:w="887" w:type="dxa"/>
-            <w:gridSpan w:val="3"/>
+            <w:tcW w:w="236" w:type="dxa"/>
             <w:tcBorders>
               <w:top w:val="nil"/>
               <w:left w:val="nil"/>
@@ -1351,8 +1413,8 @@
         </w:tc>
         <w:tc>
           <w:tcPr>
-            <w:tcW w:w="236" w:type="dxa"/>
-            <w:gridSpan w:val="2"/>
+            <w:tcW w:w="887" w:type="dxa"/>
+            <w:gridSpan w:val="3"/>
             <w:tcBorders>
               <w:top w:val="nil"/>
               <w:left w:val="nil"/>
@@ -1659,7 +1721,7 @@
         </w:tc>
         <w:tc>
           <w:tcPr>
-            <w:tcW w:w="8481" w:type="dxa"/>
+            <w:tcW w:w="8670" w:type="dxa"/>
             <w:gridSpan w:val="28"/>
             <w:tcBorders>
               <w:top w:val="dashSmallGap" w:sz="4" w:space="0" w:color="auto"/>
@@ -1724,7 +1786,7 @@
         </w:tc>
         <w:tc>
           <w:tcPr>
-            <w:tcW w:w="550" w:type="dxa"/>
+            <w:tcW w:w="739" w:type="dxa"/>
             <w:gridSpan w:val="2"/>
             <w:tcBorders>
               <w:top w:val="single" w:sz="4" w:space="0" w:color="auto"/>
@@ -1823,7 +1885,7 @@
         </w:tc>
         <w:tc>
           <w:tcPr>
-            <w:tcW w:w="550" w:type="dxa"/>
+            <w:tcW w:w="739" w:type="dxa"/>
             <w:gridSpan w:val="2"/>
             <w:tcBorders>
               <w:top w:val="single" w:sz="4" w:space="0" w:color="auto"/>
@@ -1912,7 +1974,7 @@
         </w:tc>
         <w:tc>
           <w:tcPr>
-            <w:tcW w:w="550" w:type="dxa"/>
+            <w:tcW w:w="739" w:type="dxa"/>
             <w:gridSpan w:val="2"/>
             <w:tcBorders>
               <w:top w:val="single" w:sz="4" w:space="0" w:color="auto"/>
@@ -2000,7 +2062,7 @@
         </w:tc>
         <w:tc>
           <w:tcPr>
-            <w:tcW w:w="550" w:type="dxa"/>
+            <w:tcW w:w="739" w:type="dxa"/>
             <w:gridSpan w:val="2"/>
             <w:tcBorders>
               <w:top w:val="single" w:sz="4" w:space="0" w:color="auto"/>
@@ -2082,7 +2144,7 @@
         </w:tc>
         <w:tc>
           <w:tcPr>
-            <w:tcW w:w="550" w:type="dxa"/>
+            <w:tcW w:w="739" w:type="dxa"/>
             <w:gridSpan w:val="2"/>
             <w:tcBorders>
               <w:top w:val="single" w:sz="4" w:space="0" w:color="auto"/>
@@ -2164,7 +2226,7 @@
         </w:tc>
         <w:tc>
           <w:tcPr>
-            <w:tcW w:w="550" w:type="dxa"/>
+            <w:tcW w:w="739" w:type="dxa"/>
             <w:gridSpan w:val="2"/>
             <w:tcBorders>
               <w:top w:val="single" w:sz="4" w:space="0" w:color="auto"/>
@@ -2234,7 +2296,7 @@
         </w:tc>
         <w:tc>
           <w:tcPr>
-            <w:tcW w:w="550" w:type="dxa"/>
+            <w:tcW w:w="739" w:type="dxa"/>
             <w:gridSpan w:val="2"/>
             <w:tcBorders>
               <w:top w:val="single" w:sz="4" w:space="0" w:color="auto"/>
@@ -2304,7 +2366,7 @@
         </w:tc>
         <w:tc>
           <w:tcPr>
-            <w:tcW w:w="550" w:type="dxa"/>
+            <w:tcW w:w="739" w:type="dxa"/>
             <w:gridSpan w:val="2"/>
             <w:tcBorders>
               <w:top w:val="single" w:sz="4" w:space="0" w:color="auto"/>
@@ -2385,7 +2447,7 @@
         </w:tc>
         <w:tc>
           <w:tcPr>
-            <w:tcW w:w="550" w:type="dxa"/>
+            <w:tcW w:w="739" w:type="dxa"/>
             <w:gridSpan w:val="2"/>
             <w:tcBorders>
               <w:top w:val="single" w:sz="4" w:space="0" w:color="auto"/>
@@ -2506,7 +2568,7 @@
         </w:tc>
         <w:tc>
           <w:tcPr>
-            <w:tcW w:w="550" w:type="dxa"/>
+            <w:tcW w:w="739" w:type="dxa"/>
             <w:gridSpan w:val="2"/>
             <w:tcBorders>
               <w:top w:val="single" w:sz="4" w:space="0" w:color="auto"/>
@@ -2612,7 +2674,7 @@
         </w:tc>
         <w:tc>
           <w:tcPr>
-            <w:tcW w:w="550" w:type="dxa"/>
+            <w:tcW w:w="739" w:type="dxa"/>
             <w:gridSpan w:val="2"/>
             <w:tcBorders>
               <w:top w:val="single" w:sz="4" w:space="0" w:color="auto"/>
@@ -2718,7 +2780,7 @@
         </w:tc>
         <w:tc>
           <w:tcPr>
-            <w:tcW w:w="550" w:type="dxa"/>
+            <w:tcW w:w="739" w:type="dxa"/>
             <w:gridSpan w:val="2"/>
             <w:tcBorders>
               <w:top w:val="single" w:sz="4" w:space="0" w:color="auto"/>
@@ -2800,7 +2862,7 @@
         </w:tc>
         <w:tc>
           <w:tcPr>
-            <w:tcW w:w="550" w:type="dxa"/>
+            <w:tcW w:w="739" w:type="dxa"/>
             <w:gridSpan w:val="2"/>
             <w:tcBorders>
               <w:top w:val="single" w:sz="4" w:space="0" w:color="auto"/>
@@ -2870,7 +2932,7 @@
         </w:tc>
         <w:tc>
           <w:tcPr>
-            <w:tcW w:w="550" w:type="dxa"/>
+            <w:tcW w:w="739" w:type="dxa"/>
             <w:gridSpan w:val="2"/>
             <w:tcBorders>
               <w:top w:val="single" w:sz="4" w:space="0" w:color="auto"/>
@@ -2940,7 +3002,7 @@
         </w:tc>
         <w:tc>
           <w:tcPr>
-            <w:tcW w:w="550" w:type="dxa"/>
+            <w:tcW w:w="739" w:type="dxa"/>
             <w:gridSpan w:val="2"/>
             <w:tcBorders>
               <w:top w:val="single" w:sz="4" w:space="0" w:color="auto"/>
@@ -3010,7 +3072,7 @@
         </w:tc>
         <w:tc>
           <w:tcPr>
-            <w:tcW w:w="550" w:type="dxa"/>
+            <w:tcW w:w="739" w:type="dxa"/>
             <w:gridSpan w:val="2"/>
             <w:tcBorders>
               <w:top w:val="single" w:sz="4" w:space="0" w:color="auto"/>
@@ -3080,7 +3142,7 @@
         </w:tc>
         <w:tc>
           <w:tcPr>
-            <w:tcW w:w="550" w:type="dxa"/>
+            <w:tcW w:w="739" w:type="dxa"/>
             <w:gridSpan w:val="2"/>
             <w:tcBorders>
               <w:top w:val="single" w:sz="4" w:space="0" w:color="auto"/>
@@ -3150,7 +3212,7 @@
         </w:tc>
         <w:tc>
           <w:tcPr>
-            <w:tcW w:w="550" w:type="dxa"/>
+            <w:tcW w:w="739" w:type="dxa"/>
             <w:gridSpan w:val="2"/>
             <w:tcBorders>
               <w:top w:val="single" w:sz="4" w:space="0" w:color="auto"/>
@@ -3224,7 +3286,7 @@
         </w:trPr>
         <w:tc>
           <w:tcPr>
-            <w:tcW w:w="10551" w:type="dxa"/>
+            <w:tcW w:w="10541" w:type="dxa"/>
             <w:tcBorders>
               <w:top w:val="single" w:sz="8" w:space="0" w:color="auto"/>
               <w:bottom w:val="single" w:sz="8" w:space="0" w:color="auto"/>
@@ -3258,7 +3320,7 @@
         </w:trPr>
         <w:tc>
           <w:tcPr>
-            <w:tcW w:w="10551" w:type="dxa"/>
+            <w:tcW w:w="10541" w:type="dxa"/>
             <w:tcBorders>
               <w:top w:val="single" w:sz="8" w:space="0" w:color="auto"/>
             </w:tcBorders>
@@ -3276,7 +3338,7 @@
         </w:trPr>
         <w:tc>
           <w:tcPr>
-            <w:tcW w:w="10551" w:type="dxa"/>
+            <w:tcW w:w="10541" w:type="dxa"/>
           </w:tcPr>
           <w:p>
             <w:r>
@@ -3291,7 +3353,7 @@
         </w:trPr>
         <w:tc>
           <w:tcPr>
-            <w:tcW w:w="10551" w:type="dxa"/>
+            <w:tcW w:w="10541" w:type="dxa"/>
           </w:tcPr>
           <w:p>
             <w:r>
@@ -3306,7 +3368,7 @@
         </w:trPr>
         <w:tc>
           <w:tcPr>
-            <w:tcW w:w="10551" w:type="dxa"/>
+            <w:tcW w:w="10541" w:type="dxa"/>
             <w:tcBorders>
               <w:bottom w:val="single" w:sz="8" w:space="0" w:color="auto"/>
             </w:tcBorders>
@@ -3327,7 +3389,7 @@
         </w:trPr>
         <w:tc>
           <w:tcPr>
-            <w:tcW w:w="10551" w:type="dxa"/>
+            <w:tcW w:w="10541" w:type="dxa"/>
             <w:tcBorders>
               <w:top w:val="single" w:sz="8" w:space="0" w:color="auto"/>
               <w:bottom w:val="single" w:sz="8" w:space="0" w:color="auto"/>
@@ -3362,20 +3424,28 @@
         </w:trPr>
         <w:tc>
           <w:tcPr>
-            <w:tcW w:w="10551" w:type="dxa"/>
-            <w:tcBorders>
-              <w:top w:val="single" w:sz="8" w:space="0" w:color="auto"/>
-            </w:tcBorders>
-          </w:tcPr>
-          <w:p>
-            <w:r>
-              <w:rPr>
-                <w:rFonts w:hint="eastAsia"/>
-              </w:rPr>
-              <w:t>私</w:t>
-            </w:r>
-            <w:r>
-              <w:t>は目標に向かって夢中で頑張ることができます。専門学校生活ではパソコンの技術を習いました、その技術</w:t>
+            <w:tcW w:w="10541" w:type="dxa"/>
+          </w:tcPr>
+          <w:p>
+            <w:pPr>
+              <w:rPr>
+                <w:rFonts w:ascii="ＭＳ 明朝" w:eastAsia="ＭＳ 明朝" w:hAnsi="ＭＳ 明朝"/>
+                <w:szCs w:val="21"/>
+              </w:rPr>
+            </w:pPr>
+            <w:r>
+              <w:rPr>
+                <w:rFonts w:ascii="ＭＳ 明朝" w:eastAsia="ＭＳ 明朝" w:hAnsi="ＭＳ 明朝" w:hint="eastAsia"/>
+                <w:szCs w:val="21"/>
+              </w:rPr>
+              <w:t>私は物事に</w:t>
+            </w:r>
+            <w:r>
+              <w:rPr>
+                <w:rFonts w:ascii="ＭＳ 明朝" w:eastAsia="ＭＳ 明朝" w:hAnsi="ＭＳ 明朝" w:hint="eastAsia"/>
+                <w:szCs w:val="21"/>
+              </w:rPr>
+              <w:t>対する挑戦心と一途な事に取り組める向上意欲があります。学生時代に検定を受ける際に難しい</w:t>
             </w:r>
           </w:p>
         </w:tc>
@@ -3386,17 +3456,21 @@
         </w:trPr>
         <w:tc>
           <w:tcPr>
-            <w:tcW w:w="10551" w:type="dxa"/>
-          </w:tcPr>
-          <w:p>
-            <w:pPr>
-              <w:rPr>
-                <w:rFonts w:ascii="ＭＳ 明朝" w:eastAsia="ＭＳ 明朝" w:hAnsi="ＭＳ 明朝"/>
-                <w:szCs w:val="21"/>
-              </w:rPr>
-            </w:pPr>
-            <w:r>
-              <w:t>を活かし、「Unityでモデリング」を行いました。達成するためにさまざまな困難が出てきましたが、先生に聞</w:t>
+            <w:tcW w:w="10541" w:type="dxa"/>
+          </w:tcPr>
+          <w:p>
+            <w:pPr>
+              <w:rPr>
+                <w:rFonts w:ascii="ＭＳ 明朝" w:eastAsia="ＭＳ 明朝" w:hAnsi="ＭＳ 明朝"/>
+                <w:szCs w:val="21"/>
+              </w:rPr>
+            </w:pPr>
+            <w:r>
+              <w:rPr>
+                <w:rFonts w:ascii="ＭＳ 明朝" w:eastAsia="ＭＳ 明朝" w:hAnsi="ＭＳ 明朝" w:hint="eastAsia"/>
+                <w:szCs w:val="21"/>
+              </w:rPr>
+              <w:t>方の検定を自ら志願し、顧問の先生に頼んで毎日残り勉強しその検定を見事取ることが出来ました。この事か</w:t>
             </w:r>
           </w:p>
         </w:tc>
@@ -3407,17 +3481,21 @@
         </w:trPr>
         <w:tc>
           <w:tcPr>
-            <w:tcW w:w="10551" w:type="dxa"/>
-          </w:tcPr>
-          <w:p>
-            <w:pPr>
-              <w:rPr>
-                <w:rFonts w:ascii="ＭＳ 明朝" w:eastAsia="ＭＳ 明朝" w:hAnsi="ＭＳ 明朝"/>
-                <w:szCs w:val="21"/>
-              </w:rPr>
-            </w:pPr>
-            <w:r>
-              <w:t>いたり調べたりしながらあきらめずに期限内に提出することができました。僕はどんな時も「やりとげる」と</w:t>
+            <w:tcW w:w="10541" w:type="dxa"/>
+          </w:tcPr>
+          <w:p>
+            <w:pPr>
+              <w:rPr>
+                <w:rFonts w:ascii="ＭＳ 明朝" w:eastAsia="ＭＳ 明朝" w:hAnsi="ＭＳ 明朝"/>
+                <w:szCs w:val="21"/>
+              </w:rPr>
+            </w:pPr>
+            <w:r>
+              <w:rPr>
+                <w:rFonts w:ascii="ＭＳ 明朝" w:eastAsia="ＭＳ 明朝" w:hAnsi="ＭＳ 明朝" w:hint="eastAsia"/>
+                <w:szCs w:val="21"/>
+              </w:rPr>
+              <w:t>ら自分が出来る範囲内で手が届くのであれば失敗しても恐れず、失敗をしてもそのミスを引きずらないよう</w:t>
             </w:r>
           </w:p>
         </w:tc>
@@ -3428,17 +3506,21 @@
         </w:trPr>
         <w:tc>
           <w:tcPr>
-            <w:tcW w:w="10551" w:type="dxa"/>
-          </w:tcPr>
-          <w:p>
-            <w:pPr>
-              <w:rPr>
-                <w:rFonts w:ascii="ＭＳ 明朝" w:eastAsia="ＭＳ 明朝" w:hAnsi="ＭＳ 明朝"/>
-                <w:szCs w:val="21"/>
-              </w:rPr>
-            </w:pPr>
-            <w:r>
-              <w:t>いうポリシーがあります。それはいろんな人に支えてもらい「今」があるからです。</w:t>
+            <w:tcW w:w="10541" w:type="dxa"/>
+          </w:tcPr>
+          <w:p>
+            <w:pPr>
+              <w:rPr>
+                <w:rFonts w:ascii="ＭＳ 明朝" w:eastAsia="ＭＳ 明朝" w:hAnsi="ＭＳ 明朝"/>
+                <w:szCs w:val="21"/>
+              </w:rPr>
+            </w:pPr>
+            <w:r>
+              <w:rPr>
+                <w:rFonts w:ascii="ＭＳ 明朝" w:eastAsia="ＭＳ 明朝" w:hAnsi="ＭＳ 明朝" w:hint="eastAsia"/>
+                <w:szCs w:val="21"/>
+              </w:rPr>
+              <w:t>次の経験に活かすよう意識する事を学びました。もう一つはアルバイトであまり作業をしない事などには慣れ</w:t>
             </w:r>
           </w:p>
         </w:tc>
@@ -3449,15 +3531,22 @@
         </w:trPr>
         <w:tc>
           <w:tcPr>
-            <w:tcW w:w="10551" w:type="dxa"/>
-          </w:tcPr>
-          <w:p>
-            <w:pPr>
-              <w:rPr>
-                <w:rFonts w:ascii="ＭＳ 明朝" w:eastAsia="ＭＳ 明朝" w:hAnsi="ＭＳ 明朝"/>
-                <w:szCs w:val="21"/>
-              </w:rPr>
-            </w:pPr>
+            <w:tcW w:w="10541" w:type="dxa"/>
+          </w:tcPr>
+          <w:p>
+            <w:pPr>
+              <w:rPr>
+                <w:rFonts w:ascii="ＭＳ 明朝" w:eastAsia="ＭＳ 明朝" w:hAnsi="ＭＳ 明朝"/>
+                <w:szCs w:val="21"/>
+              </w:rPr>
+            </w:pPr>
+            <w:r>
+              <w:rPr>
+                <w:rFonts w:ascii="ＭＳ 明朝" w:eastAsia="ＭＳ 明朝" w:hAnsi="ＭＳ 明朝" w:hint="eastAsia"/>
+                <w:szCs w:val="21"/>
+              </w:rPr>
+              <w:t>が無く失敗も多くありました。しかし分からなければすぐに相談をし、どのようにしたら早くなるのかなどを</w:t>
+            </w:r>
           </w:p>
         </w:tc>
       </w:tr>
@@ -3467,15 +3556,22 @@
         </w:trPr>
         <w:tc>
           <w:tcPr>
-            <w:tcW w:w="10551" w:type="dxa"/>
-          </w:tcPr>
-          <w:p>
-            <w:pPr>
-              <w:rPr>
-                <w:rFonts w:ascii="ＭＳ 明朝" w:eastAsia="ＭＳ 明朝" w:hAnsi="ＭＳ 明朝"/>
-                <w:szCs w:val="21"/>
-              </w:rPr>
-            </w:pPr>
+            <w:tcW w:w="10541" w:type="dxa"/>
+          </w:tcPr>
+          <w:p>
+            <w:pPr>
+              <w:rPr>
+                <w:rFonts w:ascii="ＭＳ 明朝" w:eastAsia="ＭＳ 明朝" w:hAnsi="ＭＳ 明朝"/>
+                <w:szCs w:val="21"/>
+              </w:rPr>
+            </w:pPr>
+            <w:r>
+              <w:rPr>
+                <w:rFonts w:ascii="ＭＳ 明朝" w:eastAsia="ＭＳ 明朝" w:hAnsi="ＭＳ 明朝" w:hint="eastAsia"/>
+                <w:szCs w:val="21"/>
+              </w:rPr>
+              <w:t>すぐに吸収しながら速く終わらせることを意識し、始めた頃に比べて作業進捗率が30%早くなりました。</w:t>
+            </w:r>
           </w:p>
         </w:tc>
       </w:tr>
@@ -3485,15 +3581,29 @@
         </w:trPr>
         <w:tc>
           <w:tcPr>
-            <w:tcW w:w="10551" w:type="dxa"/>
-          </w:tcPr>
-          <w:p>
-            <w:pPr>
-              <w:rPr>
-                <w:rFonts w:ascii="ＭＳ 明朝" w:eastAsia="ＭＳ 明朝" w:hAnsi="ＭＳ 明朝"/>
-                <w:szCs w:val="21"/>
-              </w:rPr>
-            </w:pPr>
+            <w:tcW w:w="10541" w:type="dxa"/>
+          </w:tcPr>
+          <w:p>
+            <w:pPr>
+              <w:rPr>
+                <w:rFonts w:ascii="ＭＳ 明朝" w:eastAsia="ＭＳ 明朝" w:hAnsi="ＭＳ 明朝"/>
+                <w:szCs w:val="21"/>
+              </w:rPr>
+            </w:pPr>
+            <w:r>
+              <w:rPr>
+                <w:rFonts w:ascii="ＭＳ 明朝" w:eastAsia="ＭＳ 明朝" w:hAnsi="ＭＳ 明朝" w:hint="eastAsia"/>
+                <w:szCs w:val="21"/>
+              </w:rPr>
+              <w:t>この経験で慣れて来たとしても</w:t>
+            </w:r>
+            <w:r>
+              <w:rPr>
+                <w:rFonts w:ascii="ＭＳ 明朝" w:eastAsia="ＭＳ 明朝" w:hAnsi="ＭＳ 明朝" w:hint="eastAsia"/>
+                <w:szCs w:val="21"/>
+              </w:rPr>
+              <w:t>分からない所があれば聞けば新しい見解が見えてき、更なるレベルアップを</w:t>
+            </w:r>
           </w:p>
         </w:tc>
       </w:tr>
@@ -3503,15 +3613,22 @@
         </w:trPr>
         <w:tc>
           <w:tcPr>
-            <w:tcW w:w="10551" w:type="dxa"/>
-          </w:tcPr>
-          <w:p>
-            <w:pPr>
-              <w:rPr>
-                <w:rFonts w:ascii="ＭＳ 明朝" w:eastAsia="ＭＳ 明朝" w:hAnsi="ＭＳ 明朝"/>
-                <w:szCs w:val="21"/>
-              </w:rPr>
-            </w:pPr>
+            <w:tcW w:w="10541" w:type="dxa"/>
+          </w:tcPr>
+          <w:p>
+            <w:pPr>
+              <w:rPr>
+                <w:rFonts w:ascii="ＭＳ 明朝" w:eastAsia="ＭＳ 明朝" w:hAnsi="ＭＳ 明朝"/>
+                <w:szCs w:val="21"/>
+              </w:rPr>
+            </w:pPr>
+            <w:r>
+              <w:rPr>
+                <w:rFonts w:ascii="ＭＳ 明朝" w:eastAsia="ＭＳ 明朝" w:hAnsi="ＭＳ 明朝" w:hint="eastAsia"/>
+                <w:szCs w:val="21"/>
+              </w:rPr>
+              <w:t>図れ自分の成長を促せました。</w:t>
+            </w:r>
           </w:p>
         </w:tc>
       </w:tr>
@@ -3521,7 +3638,7 @@
         </w:trPr>
         <w:tc>
           <w:tcPr>
-            <w:tcW w:w="10551" w:type="dxa"/>
+            <w:tcW w:w="10541" w:type="dxa"/>
           </w:tcPr>
           <w:p>
             <w:pPr>
@@ -3539,7 +3656,7 @@
         </w:trPr>
         <w:tc>
           <w:tcPr>
-            <w:tcW w:w="10551" w:type="dxa"/>
+            <w:tcW w:w="10541" w:type="dxa"/>
           </w:tcPr>
           <w:p>
             <w:pPr>
@@ -3557,7 +3674,7 @@
         </w:trPr>
         <w:tc>
           <w:tcPr>
-            <w:tcW w:w="10551" w:type="dxa"/>
+            <w:tcW w:w="10541" w:type="dxa"/>
           </w:tcPr>
           <w:p>
             <w:pPr>
@@ -3575,7 +3692,7 @@
         </w:trPr>
         <w:tc>
           <w:tcPr>
-            <w:tcW w:w="10551" w:type="dxa"/>
+            <w:tcW w:w="10541" w:type="dxa"/>
           </w:tcPr>
           <w:p>
             <w:pPr>
@@ -3593,7 +3710,10 @@
         </w:trPr>
         <w:tc>
           <w:tcPr>
-            <w:tcW w:w="10551" w:type="dxa"/>
+            <w:tcW w:w="10541" w:type="dxa"/>
+            <w:tcBorders>
+              <w:bottom w:val="single" w:sz="8" w:space="0" w:color="auto"/>
+            </w:tcBorders>
           </w:tcPr>
           <w:p>
             <w:pPr>
@@ -3611,64 +3731,7 @@
         </w:trPr>
         <w:tc>
           <w:tcPr>
-            <w:tcW w:w="10551" w:type="dxa"/>
-          </w:tcPr>
-          <w:p>
-            <w:pPr>
-              <w:rPr>
-                <w:rFonts w:ascii="ＭＳ 明朝" w:eastAsia="ＭＳ 明朝" w:hAnsi="ＭＳ 明朝"/>
-                <w:szCs w:val="21"/>
-              </w:rPr>
-            </w:pPr>
-          </w:p>
-        </w:tc>
-      </w:tr>
-      <w:tr>
-        <w:trPr>
-          <w:trHeight w:val="334"/>
-        </w:trPr>
-        <w:tc>
-          <w:tcPr>
-            <w:tcW w:w="10551" w:type="dxa"/>
-          </w:tcPr>
-          <w:p>
-            <w:pPr>
-              <w:rPr>
-                <w:rFonts w:ascii="ＭＳ 明朝" w:eastAsia="ＭＳ 明朝" w:hAnsi="ＭＳ 明朝"/>
-                <w:szCs w:val="21"/>
-              </w:rPr>
-            </w:pPr>
-          </w:p>
-        </w:tc>
-      </w:tr>
-      <w:tr>
-        <w:trPr>
-          <w:trHeight w:val="334"/>
-        </w:trPr>
-        <w:tc>
-          <w:tcPr>
-            <w:tcW w:w="10551" w:type="dxa"/>
-            <w:tcBorders>
-              <w:bottom w:val="single" w:sz="8" w:space="0" w:color="auto"/>
-            </w:tcBorders>
-          </w:tcPr>
-          <w:p>
-            <w:pPr>
-              <w:rPr>
-                <w:rFonts w:ascii="ＭＳ 明朝" w:eastAsia="ＭＳ 明朝" w:hAnsi="ＭＳ 明朝"/>
-                <w:szCs w:val="21"/>
-              </w:rPr>
-            </w:pPr>
-          </w:p>
-        </w:tc>
-      </w:tr>
-      <w:tr>
-        <w:trPr>
-          <w:trHeight w:val="334"/>
-        </w:trPr>
-        <w:tc>
-          <w:tcPr>
-            <w:tcW w:w="10551" w:type="dxa"/>
+            <w:tcW w:w="10541" w:type="dxa"/>
             <w:tcBorders>
               <w:top w:val="single" w:sz="8" w:space="0" w:color="auto"/>
               <w:left w:val="single" w:sz="8" w:space="0" w:color="auto"/>
@@ -3702,7 +3765,7 @@
         </w:trPr>
         <w:tc>
           <w:tcPr>
-            <w:tcW w:w="10551" w:type="dxa"/>
+            <w:tcW w:w="10541" w:type="dxa"/>
             <w:tcBorders>
               <w:top w:val="single" w:sz="8" w:space="0" w:color="auto"/>
               <w:bottom w:val="nil"/>
@@ -3731,7 +3794,7 @@
         </w:trPr>
         <w:tc>
           <w:tcPr>
-            <w:tcW w:w="10551" w:type="dxa"/>
+            <w:tcW w:w="10541" w:type="dxa"/>
             <w:tcBorders>
               <w:top w:val="nil"/>
             </w:tcBorders>
@@ -3752,7 +3815,7 @@
         </w:trPr>
         <w:tc>
           <w:tcPr>
-            <w:tcW w:w="10551" w:type="dxa"/>
+            <w:tcW w:w="10541" w:type="dxa"/>
           </w:tcPr>
           <w:p>
             <w:pPr>
@@ -3770,7 +3833,7 @@
         </w:trPr>
         <w:tc>
           <w:tcPr>
-            <w:tcW w:w="10551" w:type="dxa"/>
+            <w:tcW w:w="10541" w:type="dxa"/>
           </w:tcPr>
           <w:p>
             <w:pPr>
@@ -3788,7 +3851,7 @@
         </w:trPr>
         <w:tc>
           <w:tcPr>
-            <w:tcW w:w="10551" w:type="dxa"/>
+            <w:tcW w:w="10541" w:type="dxa"/>
           </w:tcPr>
           <w:p>
             <w:pPr>
@@ -3806,7 +3869,7 @@
         </w:trPr>
         <w:tc>
           <w:tcPr>
-            <w:tcW w:w="10551" w:type="dxa"/>
+            <w:tcW w:w="10541" w:type="dxa"/>
           </w:tcPr>
           <w:p>
             <w:pPr>
@@ -3824,7 +3887,7 @@
         </w:trPr>
         <w:tc>
           <w:tcPr>
-            <w:tcW w:w="10551" w:type="dxa"/>
+            <w:tcW w:w="10541" w:type="dxa"/>
           </w:tcPr>
           <w:p>
             <w:pPr>
@@ -3842,7 +3905,7 @@
         </w:trPr>
         <w:tc>
           <w:tcPr>
-            <w:tcW w:w="10551" w:type="dxa"/>
+            <w:tcW w:w="10541" w:type="dxa"/>
           </w:tcPr>
           <w:p>
             <w:pPr>
@@ -3860,7 +3923,7 @@
         </w:trPr>
         <w:tc>
           <w:tcPr>
-            <w:tcW w:w="10551" w:type="dxa"/>
+            <w:tcW w:w="10541" w:type="dxa"/>
           </w:tcPr>
           <w:p>
             <w:pPr>
@@ -3878,7 +3941,7 @@
         </w:trPr>
         <w:tc>
           <w:tcPr>
-            <w:tcW w:w="10551" w:type="dxa"/>
+            <w:tcW w:w="10541" w:type="dxa"/>
           </w:tcPr>
           <w:p>
             <w:pPr>
@@ -3896,7 +3959,7 @@
         </w:trPr>
         <w:tc>
           <w:tcPr>
-            <w:tcW w:w="10551" w:type="dxa"/>
+            <w:tcW w:w="10541" w:type="dxa"/>
           </w:tcPr>
           <w:p>
             <w:pPr>
@@ -3914,7 +3977,7 @@
         </w:trPr>
         <w:tc>
           <w:tcPr>
-            <w:tcW w:w="10551" w:type="dxa"/>
+            <w:tcW w:w="10541" w:type="dxa"/>
           </w:tcPr>
           <w:p>
             <w:pPr>
@@ -3932,7 +3995,7 @@
         </w:trPr>
         <w:tc>
           <w:tcPr>
-            <w:tcW w:w="10551" w:type="dxa"/>
+            <w:tcW w:w="10541" w:type="dxa"/>
           </w:tcPr>
           <w:p>
             <w:pPr>
@@ -3950,7 +4013,7 @@
         </w:trPr>
         <w:tc>
           <w:tcPr>
-            <w:tcW w:w="10551" w:type="dxa"/>
+            <w:tcW w:w="10541" w:type="dxa"/>
           </w:tcPr>
           <w:p>
             <w:pPr>
@@ -3968,7 +4031,7 @@
         </w:trPr>
         <w:tc>
           <w:tcPr>
-            <w:tcW w:w="10551" w:type="dxa"/>
+            <w:tcW w:w="10541" w:type="dxa"/>
           </w:tcPr>
           <w:p>
             <w:pPr>
@@ -3986,7 +4049,7 @@
         </w:trPr>
         <w:tc>
           <w:tcPr>
-            <w:tcW w:w="10551" w:type="dxa"/>
+            <w:tcW w:w="10541" w:type="dxa"/>
             <w:tcBorders>
               <w:bottom w:val="single" w:sz="8" w:space="0" w:color="auto"/>
             </w:tcBorders>
@@ -4007,7 +4070,7 @@
         </w:trPr>
         <w:tc>
           <w:tcPr>
-            <w:tcW w:w="10551" w:type="dxa"/>
+            <w:tcW w:w="10541" w:type="dxa"/>
             <w:tcBorders>
               <w:top w:val="single" w:sz="8" w:space="0" w:color="auto"/>
               <w:bottom w:val="single" w:sz="8" w:space="0" w:color="auto"/>
@@ -4041,7 +4104,7 @@
         </w:trPr>
         <w:tc>
           <w:tcPr>
-            <w:tcW w:w="10551" w:type="dxa"/>
+            <w:tcW w:w="10541" w:type="dxa"/>
             <w:tcBorders>
               <w:top w:val="single" w:sz="8" w:space="0" w:color="auto"/>
             </w:tcBorders>
@@ -4059,7 +4122,7 @@
         </w:trPr>
         <w:tc>
           <w:tcPr>
-            <w:tcW w:w="10551" w:type="dxa"/>
+            <w:tcW w:w="10541" w:type="dxa"/>
             <w:tcBorders>
               <w:bottom w:val="single" w:sz="8" w:space="0" w:color="auto"/>
             </w:tcBorders>

--- a/履歴書_Word.docx
+++ b/履歴書_Word.docx
@@ -124,17 +124,76 @@
             <w:pPr>
               <w:jc w:val="right"/>
               <w:rPr>
+                <w:rFonts w:ascii="ＭＳ 明朝" w:eastAsia="ＭＳ 明朝" w:hAnsi="ＭＳ 明朝" w:hint="eastAsia"/>
+              </w:rPr>
+            </w:pPr>
+            <w:r>
+              <w:rPr>
+                <w:rFonts w:ascii="ＭＳ 明朝" w:eastAsia="ＭＳ 明朝" w:hAnsi="ＭＳ 明朝"/>
+                <w:noProof/>
+                <w:szCs w:val="21"/>
+              </w:rPr>
+              <w:fldChar w:fldCharType="begin"/>
+            </w:r>
+            <w:r>
+              <w:rPr>
+                <w:rFonts w:ascii="ＭＳ 明朝" w:eastAsia="ＭＳ 明朝" w:hAnsi="ＭＳ 明朝"/>
+                <w:noProof/>
+                <w:szCs w:val="21"/>
+              </w:rPr>
+              <w:instrText xml:space="preserve"> </w:instrText>
+            </w:r>
+            <w:r>
+              <w:rPr>
+                <w:rFonts w:ascii="ＭＳ 明朝" w:eastAsia="ＭＳ 明朝" w:hAnsi="ＭＳ 明朝"/>
+              </w:rPr>
+              <w:instrText>DATE \@ "yyyy</w:instrText>
+            </w:r>
+            <w:r>
+              <w:rPr>
+                <w:rFonts w:ascii="ＭＳ 明朝" w:eastAsia="ＭＳ 明朝" w:hAnsi="ＭＳ 明朝"/>
+              </w:rPr>
+              <w:instrText>"</w:instrText>
+            </w:r>
+          </w:p>
+          <w:p>
+            <w:pPr>
+              <w:jc w:val="right"/>
+              <w:rPr>
                 <w:rFonts w:ascii="Century" w:eastAsia="ＭＳ ゴシック" w:hAnsi="Century"/>
                 <w:szCs w:val="21"/>
               </w:rPr>
             </w:pPr>
             <w:r>
               <w:rPr>
-                <w:rFonts w:ascii="Century" w:eastAsia="ＭＳ ゴシック" w:hAnsi="Century"/>
+                <w:rFonts w:ascii="ＭＳ 明朝" w:eastAsia="ＭＳ 明朝" w:hAnsi="ＭＳ 明朝"/>
                 <w:noProof/>
                 <w:szCs w:val="21"/>
               </w:rPr>
+              <w:instrText xml:space="preserve"> </w:instrText>
+            </w:r>
+            <w:r>
+              <w:rPr>
+                <w:rFonts w:ascii="ＭＳ 明朝" w:eastAsia="ＭＳ 明朝" w:hAnsi="ＭＳ 明朝"/>
+                <w:noProof/>
+                <w:szCs w:val="21"/>
+              </w:rPr>
+              <w:fldChar w:fldCharType="separate"/>
+            </w:r>
+            <w:r>
+              <w:rPr>
+                <w:rFonts w:ascii="ＭＳ 明朝" w:eastAsia="ＭＳ 明朝" w:hAnsi="ＭＳ 明朝"/>
+                <w:noProof/>
+              </w:rPr>
               <w:t>2025</w:t>
+            </w:r>
+            <w:r>
+              <w:rPr>
+                <w:rFonts w:ascii="ＭＳ 明朝" w:eastAsia="ＭＳ 明朝" w:hAnsi="ＭＳ 明朝"/>
+                <w:noProof/>
+                <w:szCs w:val="21"/>
+              </w:rPr>
+              <w:fldChar w:fldCharType="end"/>
             </w:r>
           </w:p>
         </w:tc>
@@ -187,17 +246,62 @@
             <w:pPr>
               <w:jc w:val="right"/>
               <w:rPr>
-                <w:rFonts w:ascii="Century" w:eastAsia="ＭＳ ゴシック" w:hAnsi="Century"/>
-                <w:szCs w:val="21"/>
-              </w:rPr>
-            </w:pPr>
-            <w:r>
-              <w:rPr>
-                <w:rFonts w:ascii="Century" w:eastAsia="ＭＳ ゴシック" w:hAnsi="Century"/>
+                <w:rFonts w:ascii="ＭＳ 明朝" w:eastAsia="ＭＳ 明朝" w:hAnsi="ＭＳ 明朝"/>
+                <w:szCs w:val="21"/>
+              </w:rPr>
+            </w:pPr>
+            <w:r>
+              <w:rPr>
+                <w:rFonts w:ascii="ＭＳ 明朝" w:eastAsia="ＭＳ 明朝" w:hAnsi="ＭＳ 明朝"/>
                 <w:noProof/>
                 <w:szCs w:val="21"/>
               </w:rPr>
+              <w:fldChar w:fldCharType="begin"/>
+            </w:r>
+            <w:r>
+              <w:rPr>
+                <w:rFonts w:ascii="ＭＳ 明朝" w:eastAsia="ＭＳ 明朝" w:hAnsi="ＭＳ 明朝"/>
+                <w:noProof/>
+                <w:szCs w:val="21"/>
+              </w:rPr>
+              <w:instrText xml:space="preserve"> </w:instrText>
+            </w:r>
+            <w:r>
+              <w:rPr>
+                <w:rFonts w:ascii="ＭＳ 明朝" w:eastAsia="ＭＳ 明朝" w:hAnsi="ＭＳ 明朝"/>
+              </w:rPr>
+              <w:instrText>DATE \@ "M"</w:instrText>
+            </w:r>
+            <w:r>
+              <w:rPr>
+                <w:rFonts w:ascii="ＭＳ 明朝" w:eastAsia="ＭＳ 明朝" w:hAnsi="ＭＳ 明朝"/>
+                <w:noProof/>
+                <w:szCs w:val="21"/>
+              </w:rPr>
+              <w:instrText xml:space="preserve"> </w:instrText>
+            </w:r>
+            <w:r>
+              <w:rPr>
+                <w:rFonts w:ascii="ＭＳ 明朝" w:eastAsia="ＭＳ 明朝" w:hAnsi="ＭＳ 明朝"/>
+                <w:noProof/>
+                <w:szCs w:val="21"/>
+              </w:rPr>
+              <w:fldChar w:fldCharType="separate"/>
+            </w:r>
+            <w:r>
+              <w:rPr>
+                <w:rFonts w:ascii="ＭＳ 明朝" w:eastAsia="ＭＳ 明朝" w:hAnsi="ＭＳ 明朝"/>
+                <w:noProof/>
+              </w:rPr>
               <w:t>10</w:t>
+            </w:r>
+            <w:r>
+              <w:rPr>
+                <w:rFonts w:ascii="ＭＳ 明朝" w:eastAsia="ＭＳ 明朝" w:hAnsi="ＭＳ 明朝"/>
+                <w:noProof/>
+                <w:szCs w:val="21"/>
+              </w:rPr>
+              <w:fldChar w:fldCharType="end"/>
             </w:r>
           </w:p>
         </w:tc>
@@ -249,17 +353,62 @@
             <w:pPr>
               <w:jc w:val="right"/>
               <w:rPr>
-                <w:rFonts w:ascii="Century" w:eastAsia="ＭＳ ゴシック" w:hAnsi="Century"/>
-                <w:szCs w:val="21"/>
-              </w:rPr>
-            </w:pPr>
-            <w:r>
-              <w:rPr>
-                <w:rFonts w:ascii="Century" w:eastAsia="ＭＳ ゴシック" w:hAnsi="Century"/>
+                <w:rFonts w:ascii="ＭＳ 明朝" w:eastAsia="ＭＳ 明朝" w:hAnsi="ＭＳ 明朝"/>
+                <w:szCs w:val="21"/>
+              </w:rPr>
+            </w:pPr>
+            <w:r>
+              <w:rPr>
+                <w:rFonts w:ascii="ＭＳ 明朝" w:eastAsia="ＭＳ 明朝" w:hAnsi="ＭＳ 明朝"/>
                 <w:noProof/>
                 <w:szCs w:val="21"/>
               </w:rPr>
-              <w:t>10</w:t>
+              <w:fldChar w:fldCharType="begin"/>
+            </w:r>
+            <w:r>
+              <w:rPr>
+                <w:rFonts w:ascii="ＭＳ 明朝" w:eastAsia="ＭＳ 明朝" w:hAnsi="ＭＳ 明朝"/>
+                <w:noProof/>
+                <w:szCs w:val="21"/>
+              </w:rPr>
+              <w:instrText xml:space="preserve"> </w:instrText>
+            </w:r>
+            <w:r>
+              <w:rPr>
+                <w:rFonts w:ascii="ＭＳ 明朝" w:eastAsia="ＭＳ 明朝" w:hAnsi="ＭＳ 明朝"/>
+              </w:rPr>
+              <w:instrText>DATE \@ "d"</w:instrText>
+            </w:r>
+            <w:r>
+              <w:rPr>
+                <w:rFonts w:ascii="ＭＳ 明朝" w:eastAsia="ＭＳ 明朝" w:hAnsi="ＭＳ 明朝"/>
+                <w:noProof/>
+                <w:szCs w:val="21"/>
+              </w:rPr>
+              <w:instrText xml:space="preserve"> </w:instrText>
+            </w:r>
+            <w:r>
+              <w:rPr>
+                <w:rFonts w:ascii="ＭＳ 明朝" w:eastAsia="ＭＳ 明朝" w:hAnsi="ＭＳ 明朝"/>
+                <w:noProof/>
+                <w:szCs w:val="21"/>
+              </w:rPr>
+              <w:fldChar w:fldCharType="separate"/>
+            </w:r>
+            <w:r>
+              <w:rPr>
+                <w:rFonts w:ascii="ＭＳ 明朝" w:eastAsia="ＭＳ 明朝" w:hAnsi="ＭＳ 明朝"/>
+                <w:noProof/>
+              </w:rPr>
+              <w:t>22</w:t>
+            </w:r>
+            <w:r>
+              <w:rPr>
+                <w:rFonts w:ascii="ＭＳ 明朝" w:eastAsia="ＭＳ 明朝" w:hAnsi="ＭＳ 明朝"/>
+                <w:noProof/>
+                <w:szCs w:val="21"/>
+              </w:rPr>
+              <w:fldChar w:fldCharType="end"/>
             </w:r>
           </w:p>
         </w:tc>
@@ -3553,7 +3702,7 @@
             <w:pPr>
               <w:pStyle w:val="whitespace-normal"/>
               <w:rPr>
-                <w:rFonts w:ascii="ＭＳ 明朝" w:eastAsia="ＭＳ 明朝" w:hAnsi="ＭＳ 明朝" w:hint="eastAsia"/>
+                <w:rFonts w:ascii="ＭＳ 明朝" w:eastAsia="ＭＳ 明朝" w:hAnsi="ＭＳ 明朝"/>
                 <w:sz w:val="21"/>
                 <w:szCs w:val="21"/>
               </w:rPr>
@@ -4580,26 +4729,6 @@
 </file>
 
 <file path=customXml/item2.xml><?xml version="1.0" encoding="utf-8"?>
-<p:properties xmlns:p="http://schemas.microsoft.com/office/2006/metadata/properties" xmlns:xsi="http://www.w3.org/2001/XMLSchema-instance" xmlns:pc="http://schemas.microsoft.com/office/infopath/2007/PartnerControls">
-  <documentManagement>
-    <lcf76f155ced4ddcb4097134ff3c332f xmlns="127fd322-9b06-4661-bc2d-46c044e78c5a">
-      <Terms xmlns="http://schemas.microsoft.com/office/infopath/2007/PartnerControls"/>
-    </lcf76f155ced4ddcb4097134ff3c332f>
-    <TaxCatchAll xmlns="22fe1ea7-ec5c-438d-8e0d-1b64f069d164" xsi:nil="true"/>
-  </documentManagement>
-</p:properties>
-</file>
-
-<file path=customXml/item3.xml><?xml version="1.0" encoding="utf-8"?>
-<?mso-contentType ?>
-<FormTemplates xmlns="http://schemas.microsoft.com/sharepoint/v3/contenttype/forms">
-  <Display>DocumentLibraryForm</Display>
-  <Edit>DocumentLibraryForm</Edit>
-  <New>DocumentLibraryForm</New>
-</FormTemplates>
-</file>
-
-<file path=customXml/item4.xml><?xml version="1.0" encoding="utf-8"?>
 <ct:contentTypeSchema xmlns:ct="http://schemas.microsoft.com/office/2006/metadata/contentType" xmlns:ma="http://schemas.microsoft.com/office/2006/metadata/properties/metaAttributes" ct:_="" ma:_="" ma:contentTypeName="ドキュメント" ma:contentTypeID="0x010100EC317E43378D5C46AFCA0722CE7843C1" ma:contentTypeVersion="14" ma:contentTypeDescription="新しいドキュメントを作成します。" ma:contentTypeScope="" ma:versionID="1fae6388d9188bd54c00cb2e3549585e">
   <xsd:schema xmlns:xsd="http://www.w3.org/2001/XMLSchema" xmlns:xs="http://www.w3.org/2001/XMLSchema" xmlns:p="http://schemas.microsoft.com/office/2006/metadata/properties" xmlns:ns2="127fd322-9b06-4661-bc2d-46c044e78c5a" xmlns:ns3="22fe1ea7-ec5c-438d-8e0d-1b64f069d164" targetNamespace="http://schemas.microsoft.com/office/2006/metadata/properties" ma:root="true" ma:fieldsID="96d0df6a9077bde769417aa635a677e6" ns2:_="" ns3:_="">
     <xsd:import namespace="127fd322-9b06-4661-bc2d-46c044e78c5a"/>
@@ -4812,6 +4941,26 @@
 </ct:contentTypeSchema>
 </file>
 
+<file path=customXml/item3.xml><?xml version="1.0" encoding="utf-8"?>
+<?mso-contentType ?>
+<FormTemplates xmlns="http://schemas.microsoft.com/sharepoint/v3/contenttype/forms">
+  <Display>DocumentLibraryForm</Display>
+  <Edit>DocumentLibraryForm</Edit>
+  <New>DocumentLibraryForm</New>
+</FormTemplates>
+</file>
+
+<file path=customXml/item4.xml><?xml version="1.0" encoding="utf-8"?>
+<p:properties xmlns:p="http://schemas.microsoft.com/office/2006/metadata/properties" xmlns:xsi="http://www.w3.org/2001/XMLSchema-instance" xmlns:pc="http://schemas.microsoft.com/office/infopath/2007/PartnerControls">
+  <documentManagement>
+    <lcf76f155ced4ddcb4097134ff3c332f xmlns="127fd322-9b06-4661-bc2d-46c044e78c5a">
+      <Terms xmlns="http://schemas.microsoft.com/office/infopath/2007/PartnerControls"/>
+    </lcf76f155ced4ddcb4097134ff3c332f>
+    <TaxCatchAll xmlns="22fe1ea7-ec5c-438d-8e0d-1b64f069d164" xsi:nil="true"/>
+  </documentManagement>
+</p:properties>
+</file>
+
 <file path=customXml/itemProps1.xml><?xml version="1.0" encoding="utf-8"?>
 <ds:datastoreItem xmlns:ds="http://schemas.openxmlformats.org/officeDocument/2006/customXml" ds:itemID="{8BAC9432-4F7B-44CE-AE48-F257FCDCA1A7}">
   <ds:schemaRefs>
@@ -4821,25 +4970,6 @@
 </file>
 
 <file path=customXml/itemProps2.xml><?xml version="1.0" encoding="utf-8"?>
-<ds:datastoreItem xmlns:ds="http://schemas.openxmlformats.org/officeDocument/2006/customXml" ds:itemID="{B44FB046-F193-45ED-BAC4-CAC5FE2E7BEF}">
-  <ds:schemaRefs>
-    <ds:schemaRef ds:uri="http://schemas.microsoft.com/office/2006/metadata/properties"/>
-    <ds:schemaRef ds:uri="http://schemas.microsoft.com/office/infopath/2007/PartnerControls"/>
-    <ds:schemaRef ds:uri="127fd322-9b06-4661-bc2d-46c044e78c5a"/>
-    <ds:schemaRef ds:uri="22fe1ea7-ec5c-438d-8e0d-1b64f069d164"/>
-  </ds:schemaRefs>
-</ds:datastoreItem>
-</file>
-
-<file path=customXml/itemProps3.xml><?xml version="1.0" encoding="utf-8"?>
-<ds:datastoreItem xmlns:ds="http://schemas.openxmlformats.org/officeDocument/2006/customXml" ds:itemID="{035BD449-6C94-4006-91E5-B3D72DFD5FC6}">
-  <ds:schemaRefs>
-    <ds:schemaRef ds:uri="http://schemas.microsoft.com/sharepoint/v3/contenttype/forms"/>
-  </ds:schemaRefs>
-</ds:datastoreItem>
-</file>
-
-<file path=customXml/itemProps4.xml><?xml version="1.0" encoding="utf-8"?>
 <ds:datastoreItem xmlns:ds="http://schemas.openxmlformats.org/officeDocument/2006/customXml" ds:itemID="{7CA14A10-E6AE-4154-9C7F-6FC636780945}">
   <ds:schemaRefs>
     <ds:schemaRef ds:uri="http://schemas.microsoft.com/office/2006/metadata/contentType"/>
@@ -4856,4 +4986,23 @@
     <ds:schemaRef ds:uri="http://schemas.microsoft.com/internal/obd"/>
   </ds:schemaRefs>
 </ds:datastoreItem>
+</file>
+
+<file path=customXml/itemProps3.xml><?xml version="1.0" encoding="utf-8"?>
+<ds:datastoreItem xmlns:ds="http://schemas.openxmlformats.org/officeDocument/2006/customXml" ds:itemID="{035BD449-6C94-4006-91E5-B3D72DFD5FC6}">
+  <ds:schemaRefs>
+    <ds:schemaRef ds:uri="http://schemas.microsoft.com/sharepoint/v3/contenttype/forms"/>
+  </ds:schemaRefs>
+</ds:datastoreItem>
+</file>
+
+<file path=customXml/itemProps4.xml><?xml version="1.0" encoding="utf-8"?>
+<ds:datastoreItem xmlns:ds="http://schemas.openxmlformats.org/officeDocument/2006/customXml" ds:itemID="{B44FB046-F193-45ED-BAC4-CAC5FE2E7BEF}">
+  <ds:schemaRefs>
+    <ds:schemaRef ds:uri="http://schemas.microsoft.com/office/2006/metadata/properties"/>
+    <ds:schemaRef ds:uri="http://schemas.microsoft.com/office/infopath/2007/PartnerControls"/>
+    <ds:schemaRef ds:uri="127fd322-9b06-4661-bc2d-46c044e78c5a"/>
+    <ds:schemaRef ds:uri="22fe1ea7-ec5c-438d-8e0d-1b64f069d164"/>
+  </ds:schemaRefs>
+</ds:datastoreItem>
 </file>